--- a/public/documents/evolucao-medica-rotina-uti.docx
+++ b/public/documents/evolucao-medica-rotina-uti.docx
@@ -567,6 +567,7 @@
     <w:p>
       <w:pPr>
         <w:keepNext/>
+        <w:pageBreakBefore/>
         <w:pBdr>
           <w:bottom w:val="single" w:color="0057A8" w:sz="5" w:space="3"/>
         </w:pBdr>
